--- a/Knowledge/3-Work knowledge/1-Software Engineering/2-General Technologies/9-Databases/5-My Source/1-Intro to Databases/1-Data Models/3-Types of Data Models/3-Network Model.docx
+++ b/Knowledge/3-Work knowledge/1-Software Engineering/2-General Technologies/9-Databases/5-My Source/1-Intro to Databases/1-Data Models/3-Types of Data Models/3-Network Model.docx
@@ -31,6 +31,7 @@
       </w:pPr>
       <w:r>
         <w:rPr>
+          <w:rFonts w:ascii="Arial" w:hAnsi="Arial" w:eastAsia="Arial"/>
           <w:b/>
           <w:color w:val="000000"/>
           <w:sz w:val="18"/>
@@ -40,6 +41,7 @@
       </w:r>
       <w:r>
         <w:rPr>
+          <w:rFonts w:ascii="Arial" w:hAnsi="Arial" w:eastAsia="Arial"/>
           <w:color w:val="000000"/>
           <w:sz w:val="18"/>
           <w:highlight w:val="lightGray"/>
@@ -48,6 +50,7 @@
       </w:r>
       <w:r>
         <w:rPr>
+          <w:rFonts w:ascii="Arial" w:hAnsi="Arial" w:eastAsia="Arial"/>
           <w:b/>
           <w:color w:val="000000"/>
           <w:sz w:val="18"/>
@@ -57,6 +60,7 @@
       </w:r>
       <w:r>
         <w:rPr>
+          <w:rFonts w:ascii="Arial" w:hAnsi="Arial" w:eastAsia="Arial"/>
           <w:color w:val="000000"/>
           <w:sz w:val="18"/>
           <w:highlight w:val="lightGray"/>
@@ -65,6 +69,7 @@
       </w:r>
       <w:r>
         <w:rPr>
+          <w:rFonts w:ascii="Arial" w:hAnsi="Arial" w:eastAsia="Arial"/>
           <w:b/>
           <w:color w:val="000000"/>
           <w:sz w:val="18"/>
@@ -74,6 +79,7 @@
       </w:r>
       <w:r>
         <w:rPr>
+          <w:rFonts w:ascii="Arial" w:hAnsi="Arial" w:eastAsia="Arial"/>
           <w:color w:val="000000"/>
           <w:sz w:val="18"/>
           <w:highlight w:val="lightGray"/>
@@ -228,6 +234,7 @@
       </w:pPr>
       <w:r>
         <w:rPr>
+          <w:rFonts w:ascii="Arial" w:hAnsi="Arial" w:eastAsia="Arial"/>
           <w:b/>
           <w:color w:val="000000"/>
           <w:sz w:val="18"/>
@@ -237,6 +244,7 @@
       </w:r>
       <w:r>
         <w:rPr>
+          <w:rFonts w:ascii="Arial" w:hAnsi="Arial" w:eastAsia="Arial"/>
           <w:color w:val="000000"/>
           <w:sz w:val="18"/>
           <w:highlight w:val="lightGray"/>
@@ -245,6 +253,7 @@
       </w:r>
       <w:r>
         <w:rPr>
+          <w:rFonts w:ascii="Arial" w:hAnsi="Arial" w:eastAsia="Arial"/>
           <w:b/>
           <w:color w:val="000000"/>
           <w:sz w:val="18"/>
@@ -254,6 +263,7 @@
       </w:r>
       <w:r>
         <w:rPr>
+          <w:rFonts w:ascii="Arial" w:hAnsi="Arial" w:eastAsia="Arial"/>
           <w:color w:val="000000"/>
           <w:sz w:val="18"/>
           <w:highlight w:val="lightGray"/>
@@ -262,6 +272,7 @@
       </w:r>
       <w:r>
         <w:rPr>
+          <w:rFonts w:ascii="Arial" w:hAnsi="Arial" w:eastAsia="Arial"/>
           <w:b/>
           <w:color w:val="000000"/>
           <w:sz w:val="18"/>
@@ -271,6 +282,7 @@
       </w:r>
       <w:r>
         <w:rPr>
+          <w:rFonts w:ascii="Arial" w:hAnsi="Arial" w:eastAsia="Arial"/>
           <w:color w:val="000000"/>
           <w:sz w:val="18"/>
           <w:highlight w:val="lightGray"/>
@@ -482,6 +494,7 @@
       </w:pPr>
       <w:r>
         <w:rPr>
+          <w:rFonts w:ascii="Arial" w:hAnsi="Arial" w:eastAsia="Arial"/>
           <w:b/>
           <w:color w:val="000000"/>
           <w:sz w:val="18"/>
@@ -491,6 +504,7 @@
       </w:r>
       <w:r>
         <w:rPr>
+          <w:rFonts w:ascii="Arial" w:hAnsi="Arial" w:eastAsia="Arial"/>
           <w:color w:val="000000"/>
           <w:sz w:val="18"/>
           <w:highlight w:val="lightGray"/>
@@ -499,6 +513,7 @@
       </w:r>
       <w:r>
         <w:rPr>
+          <w:rFonts w:ascii="Arial" w:hAnsi="Arial" w:eastAsia="Arial"/>
           <w:b/>
           <w:color w:val="000000"/>
           <w:sz w:val="18"/>
@@ -508,6 +523,7 @@
       </w:r>
       <w:r>
         <w:rPr>
+          <w:rFonts w:ascii="Arial" w:hAnsi="Arial" w:eastAsia="Arial"/>
           <w:color w:val="000000"/>
           <w:sz w:val="18"/>
           <w:highlight w:val="lightGray"/>
@@ -516,6 +532,7 @@
       </w:r>
       <w:r>
         <w:rPr>
+          <w:rFonts w:ascii="Arial" w:hAnsi="Arial" w:eastAsia="Arial"/>
           <w:b/>
           <w:color w:val="000000"/>
           <w:sz w:val="18"/>
@@ -525,6 +542,7 @@
       </w:r>
       <w:r>
         <w:rPr>
+          <w:rFonts w:ascii="Arial" w:hAnsi="Arial" w:eastAsia="Arial"/>
           <w:color w:val="000000"/>
           <w:sz w:val="18"/>
           <w:highlight w:val="lightGray"/>
@@ -612,6 +630,7 @@
       </w:pPr>
       <w:r>
         <w:rPr>
+          <w:rFonts w:ascii="Arial" w:hAnsi="Arial" w:eastAsia="Arial"/>
           <w:b/>
           <w:color w:val="000000"/>
           <w:sz w:val="18"/>
@@ -621,6 +640,7 @@
       </w:r>
       <w:r>
         <w:rPr>
+          <w:rFonts w:ascii="Arial" w:hAnsi="Arial" w:eastAsia="Arial"/>
           <w:color w:val="000000"/>
           <w:sz w:val="18"/>
           <w:highlight w:val="lightGray"/>
@@ -629,6 +649,7 @@
       </w:r>
       <w:r>
         <w:rPr>
+          <w:rFonts w:ascii="Arial" w:hAnsi="Arial" w:eastAsia="Arial"/>
           <w:b/>
           <w:color w:val="000000"/>
           <w:sz w:val="18"/>
@@ -638,6 +659,7 @@
       </w:r>
       <w:r>
         <w:rPr>
+          <w:rFonts w:ascii="Arial" w:hAnsi="Arial" w:eastAsia="Arial"/>
           <w:color w:val="000000"/>
           <w:sz w:val="18"/>
           <w:highlight w:val="lightGray"/>
@@ -646,6 +668,7 @@
       </w:r>
       <w:r>
         <w:rPr>
+          <w:rFonts w:ascii="Arial" w:hAnsi="Arial" w:eastAsia="Arial"/>
           <w:b/>
           <w:color w:val="000000"/>
           <w:sz w:val="18"/>
@@ -655,6 +678,7 @@
       </w:r>
       <w:r>
         <w:rPr>
+          <w:rFonts w:ascii="Arial" w:hAnsi="Arial" w:eastAsia="Arial"/>
           <w:color w:val="000000"/>
           <w:sz w:val="18"/>
           <w:highlight w:val="lightGray"/>
@@ -1059,6 +1083,7 @@
       </w:pPr>
       <w:r>
         <w:rPr>
+          <w:rFonts w:ascii="Arial" w:hAnsi="Arial" w:eastAsia="Arial"/>
           <w:b/>
           <w:color w:val="000000"/>
           <w:sz w:val="18"/>
@@ -1068,6 +1093,7 @@
       </w:r>
       <w:r>
         <w:rPr>
+          <w:rFonts w:ascii="Arial" w:hAnsi="Arial" w:eastAsia="Arial"/>
           <w:color w:val="000000"/>
           <w:sz w:val="18"/>
           <w:highlight w:val="lightGray"/>
@@ -1076,6 +1102,7 @@
       </w:r>
       <w:r>
         <w:rPr>
+          <w:rFonts w:ascii="Arial" w:hAnsi="Arial" w:eastAsia="Arial"/>
           <w:b/>
           <w:color w:val="000000"/>
           <w:sz w:val="18"/>
@@ -1085,6 +1112,7 @@
       </w:r>
       <w:r>
         <w:rPr>
+          <w:rFonts w:ascii="Arial" w:hAnsi="Arial" w:eastAsia="Arial"/>
           <w:color w:val="000000"/>
           <w:sz w:val="18"/>
           <w:highlight w:val="lightGray"/>
@@ -1093,6 +1121,7 @@
       </w:r>
       <w:r>
         <w:rPr>
+          <w:rFonts w:ascii="Arial" w:hAnsi="Arial" w:eastAsia="Arial"/>
           <w:b/>
           <w:color w:val="000000"/>
           <w:sz w:val="18"/>
@@ -1102,6 +1131,7 @@
       </w:r>
       <w:r>
         <w:rPr>
+          <w:rFonts w:ascii="Arial" w:hAnsi="Arial" w:eastAsia="Arial"/>
           <w:color w:val="000000"/>
           <w:sz w:val="18"/>
           <w:highlight w:val="lightGray"/>
@@ -1314,6 +1344,7 @@
       </w:pPr>
       <w:r>
         <w:rPr>
+          <w:rFonts w:ascii="Arial" w:hAnsi="Arial" w:eastAsia="Arial"/>
           <w:b/>
           <w:color w:val="000000"/>
           <w:sz w:val="18"/>
@@ -1323,6 +1354,7 @@
       </w:r>
       <w:r>
         <w:rPr>
+          <w:rFonts w:ascii="Arial" w:hAnsi="Arial" w:eastAsia="Arial"/>
           <w:color w:val="000000"/>
           <w:sz w:val="18"/>
           <w:highlight w:val="lightGray"/>
@@ -1331,6 +1363,7 @@
       </w:r>
       <w:r>
         <w:rPr>
+          <w:rFonts w:ascii="Arial" w:hAnsi="Arial" w:eastAsia="Arial"/>
           <w:b/>
           <w:color w:val="000000"/>
           <w:sz w:val="18"/>
@@ -1340,6 +1373,7 @@
       </w:r>
       <w:r>
         <w:rPr>
+          <w:rFonts w:ascii="Arial" w:hAnsi="Arial" w:eastAsia="Arial"/>
           <w:color w:val="000000"/>
           <w:sz w:val="18"/>
           <w:highlight w:val="lightGray"/>
@@ -1348,6 +1382,7 @@
       </w:r>
       <w:r>
         <w:rPr>
+          <w:rFonts w:ascii="Arial" w:hAnsi="Arial" w:eastAsia="Arial"/>
           <w:b/>
           <w:color w:val="000000"/>
           <w:sz w:val="18"/>
@@ -1357,6 +1392,7 @@
       </w:r>
       <w:r>
         <w:rPr>
+          <w:rFonts w:ascii="Arial" w:hAnsi="Arial" w:eastAsia="Arial"/>
           <w:color w:val="000000"/>
           <w:sz w:val="18"/>
           <w:highlight w:val="lightGray"/>
@@ -1576,6 +1612,7 @@
       </w:pPr>
       <w:r>
         <w:rPr>
+          <w:rFonts w:ascii="Arial" w:hAnsi="Arial" w:eastAsia="Arial"/>
           <w:b/>
           <w:color w:val="000000"/>
           <w:sz w:val="18"/>
@@ -1585,6 +1622,7 @@
       </w:r>
       <w:r>
         <w:rPr>
+          <w:rFonts w:ascii="Arial" w:hAnsi="Arial" w:eastAsia="Arial"/>
           <w:color w:val="000000"/>
           <w:sz w:val="18"/>
           <w:highlight w:val="lightGray"/>
@@ -1593,6 +1631,7 @@
       </w:r>
       <w:r>
         <w:rPr>
+          <w:rFonts w:ascii="Arial" w:hAnsi="Arial" w:eastAsia="Arial"/>
           <w:b/>
           <w:color w:val="000000"/>
           <w:sz w:val="18"/>
@@ -1602,6 +1641,7 @@
       </w:r>
       <w:r>
         <w:rPr>
+          <w:rFonts w:ascii="Arial" w:hAnsi="Arial" w:eastAsia="Arial"/>
           <w:color w:val="000000"/>
           <w:sz w:val="18"/>
           <w:highlight w:val="lightGray"/>
@@ -1610,6 +1650,7 @@
       </w:r>
       <w:r>
         <w:rPr>
+          <w:rFonts w:ascii="Arial" w:hAnsi="Arial" w:eastAsia="Arial"/>
           <w:b/>
           <w:color w:val="000000"/>
           <w:sz w:val="18"/>
@@ -1619,6 +1660,7 @@
       </w:r>
       <w:r>
         <w:rPr>
+          <w:rFonts w:ascii="Arial" w:hAnsi="Arial" w:eastAsia="Arial"/>
           <w:color w:val="000000"/>
           <w:sz w:val="18"/>
           <w:highlight w:val="lightGray"/>
@@ -2052,6 +2094,7 @@
       </w:pPr>
       <w:r>
         <w:rPr>
+          <w:rFonts w:ascii="Arial" w:hAnsi="Arial" w:eastAsia="Arial"/>
           <w:b/>
           <w:color w:val="000000"/>
           <w:sz w:val="18"/>
@@ -2061,6 +2104,7 @@
       </w:r>
       <w:r>
         <w:rPr>
+          <w:rFonts w:ascii="Arial" w:hAnsi="Arial" w:eastAsia="Arial"/>
           <w:color w:val="000000"/>
           <w:sz w:val="18"/>
           <w:highlight w:val="lightGray"/>
@@ -2069,6 +2113,7 @@
       </w:r>
       <w:r>
         <w:rPr>
+          <w:rFonts w:ascii="Arial" w:hAnsi="Arial" w:eastAsia="Arial"/>
           <w:b/>
           <w:color w:val="000000"/>
           <w:sz w:val="18"/>
@@ -2078,6 +2123,7 @@
       </w:r>
       <w:r>
         <w:rPr>
+          <w:rFonts w:ascii="Arial" w:hAnsi="Arial" w:eastAsia="Arial"/>
           <w:color w:val="000000"/>
           <w:sz w:val="18"/>
           <w:highlight w:val="lightGray"/>
@@ -2086,6 +2132,7 @@
       </w:r>
       <w:r>
         <w:rPr>
+          <w:rFonts w:ascii="Arial" w:hAnsi="Arial" w:eastAsia="Arial"/>
           <w:b/>
           <w:color w:val="000000"/>
           <w:sz w:val="18"/>
@@ -2095,6 +2142,7 @@
       </w:r>
       <w:r>
         <w:rPr>
+          <w:rFonts w:ascii="Arial" w:hAnsi="Arial" w:eastAsia="Arial"/>
           <w:color w:val="000000"/>
           <w:sz w:val="18"/>
           <w:highlight w:val="lightGray"/>
@@ -2495,6 +2543,7 @@
       </w:pPr>
       <w:r>
         <w:rPr>
+          <w:rFonts w:ascii="Arial" w:hAnsi="Arial" w:eastAsia="Arial"/>
           <w:b/>
           <w:color w:val="000000"/>
           <w:sz w:val="18"/>
@@ -2504,6 +2553,7 @@
       </w:r>
       <w:r>
         <w:rPr>
+          <w:rFonts w:ascii="Arial" w:hAnsi="Arial" w:eastAsia="Arial"/>
           <w:color w:val="000000"/>
           <w:sz w:val="18"/>
           <w:highlight w:val="lightGray"/>
@@ -2512,6 +2562,7 @@
       </w:r>
       <w:r>
         <w:rPr>
+          <w:rFonts w:ascii="Arial" w:hAnsi="Arial" w:eastAsia="Arial"/>
           <w:b/>
           <w:color w:val="000000"/>
           <w:sz w:val="18"/>
@@ -2521,6 +2572,7 @@
       </w:r>
       <w:r>
         <w:rPr>
+          <w:rFonts w:ascii="Arial" w:hAnsi="Arial" w:eastAsia="Arial"/>
           <w:color w:val="000000"/>
           <w:sz w:val="18"/>
           <w:highlight w:val="lightGray"/>
@@ -2529,6 +2581,7 @@
       </w:r>
       <w:r>
         <w:rPr>
+          <w:rFonts w:ascii="Arial" w:hAnsi="Arial" w:eastAsia="Arial"/>
           <w:b/>
           <w:color w:val="000000"/>
           <w:sz w:val="18"/>
@@ -2538,6 +2591,7 @@
       </w:r>
       <w:r>
         <w:rPr>
+          <w:rFonts w:ascii="Arial" w:hAnsi="Arial" w:eastAsia="Arial"/>
           <w:color w:val="000000"/>
           <w:sz w:val="18"/>
           <w:highlight w:val="lightGray"/>
@@ -2909,6 +2963,7 @@
       </w:pPr>
       <w:r>
         <w:rPr>
+          <w:rFonts w:ascii="Arial" w:hAnsi="Arial" w:eastAsia="Arial"/>
           <w:b/>
           <w:color w:val="000000"/>
           <w:sz w:val="18"/>
@@ -2918,6 +2973,7 @@
       </w:r>
       <w:r>
         <w:rPr>
+          <w:rFonts w:ascii="Arial" w:hAnsi="Arial" w:eastAsia="Arial"/>
           <w:color w:val="000000"/>
           <w:sz w:val="18"/>
           <w:highlight w:val="lightGray"/>
@@ -2926,6 +2982,7 @@
       </w:r>
       <w:r>
         <w:rPr>
+          <w:rFonts w:ascii="Arial" w:hAnsi="Arial" w:eastAsia="Arial"/>
           <w:b/>
           <w:color w:val="000000"/>
           <w:sz w:val="18"/>
@@ -2935,6 +2992,7 @@
       </w:r>
       <w:r>
         <w:rPr>
+          <w:rFonts w:ascii="Arial" w:hAnsi="Arial" w:eastAsia="Arial"/>
           <w:color w:val="000000"/>
           <w:sz w:val="18"/>
           <w:highlight w:val="lightGray"/>
@@ -2943,6 +3001,7 @@
       </w:r>
       <w:r>
         <w:rPr>
+          <w:rFonts w:ascii="Arial" w:hAnsi="Arial" w:eastAsia="Arial"/>
           <w:b/>
           <w:color w:val="000000"/>
           <w:sz w:val="18"/>
@@ -2952,6 +3011,7 @@
       </w:r>
       <w:r>
         <w:rPr>
+          <w:rFonts w:ascii="Arial" w:hAnsi="Arial" w:eastAsia="Arial"/>
           <w:color w:val="000000"/>
           <w:sz w:val="18"/>
           <w:highlight w:val="lightGray"/>
@@ -3601,6 +3661,7 @@
       </w:pPr>
       <w:r>
         <w:rPr>
+          <w:rFonts w:ascii="Arial" w:hAnsi="Arial" w:eastAsia="Arial"/>
           <w:b/>
           <w:color w:val="000000"/>
           <w:sz w:val="18"/>
@@ -3610,6 +3671,7 @@
       </w:r>
       <w:r>
         <w:rPr>
+          <w:rFonts w:ascii="Arial" w:hAnsi="Arial" w:eastAsia="Arial"/>
           <w:color w:val="000000"/>
           <w:sz w:val="18"/>
           <w:highlight w:val="lightGray"/>
@@ -3618,6 +3680,7 @@
       </w:r>
       <w:r>
         <w:rPr>
+          <w:rFonts w:ascii="Arial" w:hAnsi="Arial" w:eastAsia="Arial"/>
           <w:b/>
           <w:color w:val="000000"/>
           <w:sz w:val="18"/>
@@ -3627,6 +3690,7 @@
       </w:r>
       <w:r>
         <w:rPr>
+          <w:rFonts w:ascii="Arial" w:hAnsi="Arial" w:eastAsia="Arial"/>
           <w:color w:val="000000"/>
           <w:sz w:val="18"/>
           <w:highlight w:val="lightGray"/>
@@ -3635,6 +3699,7 @@
       </w:r>
       <w:r>
         <w:rPr>
+          <w:rFonts w:ascii="Arial" w:hAnsi="Arial" w:eastAsia="Arial"/>
           <w:b/>
           <w:color w:val="000000"/>
           <w:sz w:val="18"/>
@@ -3644,6 +3709,7 @@
       </w:r>
       <w:r>
         <w:rPr>
+          <w:rFonts w:ascii="Arial" w:hAnsi="Arial" w:eastAsia="Arial"/>
           <w:color w:val="000000"/>
           <w:sz w:val="18"/>
           <w:highlight w:val="lightGray"/>
@@ -5268,6 +5334,7 @@
       </w:pPr>
       <w:r>
         <w:rPr>
+          <w:rFonts w:ascii="Arial" w:hAnsi="Arial" w:eastAsia="Arial"/>
           <w:b/>
           <w:color w:val="000000"/>
           <w:sz w:val="18"/>
@@ -5277,6 +5344,7 @@
       </w:r>
       <w:r>
         <w:rPr>
+          <w:rFonts w:ascii="Arial" w:hAnsi="Arial" w:eastAsia="Arial"/>
           <w:color w:val="000000"/>
           <w:sz w:val="18"/>
           <w:highlight w:val="lightGray"/>
@@ -5285,6 +5353,7 @@
       </w:r>
       <w:r>
         <w:rPr>
+          <w:rFonts w:ascii="Arial" w:hAnsi="Arial" w:eastAsia="Arial"/>
           <w:b/>
           <w:color w:val="000000"/>
           <w:sz w:val="18"/>
@@ -5294,6 +5363,7 @@
       </w:r>
       <w:r>
         <w:rPr>
+          <w:rFonts w:ascii="Arial" w:hAnsi="Arial" w:eastAsia="Arial"/>
           <w:color w:val="000000"/>
           <w:sz w:val="18"/>
           <w:highlight w:val="lightGray"/>
@@ -5302,6 +5372,7 @@
       </w:r>
       <w:r>
         <w:rPr>
+          <w:rFonts w:ascii="Arial" w:hAnsi="Arial" w:eastAsia="Arial"/>
           <w:b/>
           <w:color w:val="000000"/>
           <w:sz w:val="18"/>
@@ -5311,6 +5382,7 @@
       </w:r>
       <w:r>
         <w:rPr>
+          <w:rFonts w:ascii="Arial" w:hAnsi="Arial" w:eastAsia="Arial"/>
           <w:color w:val="000000"/>
           <w:sz w:val="18"/>
           <w:highlight w:val="lightGray"/>
@@ -5418,6 +5490,7 @@
       </w:pPr>
       <w:r>
         <w:rPr>
+          <w:rFonts w:ascii="Arial" w:hAnsi="Arial" w:eastAsia="Arial"/>
           <w:b/>
           <w:color w:val="000000"/>
           <w:sz w:val="18"/>
@@ -5427,6 +5500,7 @@
       </w:r>
       <w:r>
         <w:rPr>
+          <w:rFonts w:ascii="Arial" w:hAnsi="Arial" w:eastAsia="Arial"/>
           <w:color w:val="000000"/>
           <w:sz w:val="18"/>
           <w:highlight w:val="lightGray"/>
@@ -5435,6 +5509,7 @@
       </w:r>
       <w:r>
         <w:rPr>
+          <w:rFonts w:ascii="Arial" w:hAnsi="Arial" w:eastAsia="Arial"/>
           <w:b/>
           <w:color w:val="000000"/>
           <w:sz w:val="18"/>
@@ -5444,6 +5519,7 @@
       </w:r>
       <w:r>
         <w:rPr>
+          <w:rFonts w:ascii="Arial" w:hAnsi="Arial" w:eastAsia="Arial"/>
           <w:color w:val="000000"/>
           <w:sz w:val="18"/>
           <w:highlight w:val="lightGray"/>
@@ -5452,6 +5528,7 @@
       </w:r>
       <w:r>
         <w:rPr>
+          <w:rFonts w:ascii="Arial" w:hAnsi="Arial" w:eastAsia="Arial"/>
           <w:b/>
           <w:color w:val="000000"/>
           <w:sz w:val="18"/>
@@ -5461,6 +5538,7 @@
       </w:r>
       <w:r>
         <w:rPr>
+          <w:rFonts w:ascii="Arial" w:hAnsi="Arial" w:eastAsia="Arial"/>
           <w:color w:val="000000"/>
           <w:sz w:val="18"/>
           <w:highlight w:val="lightGray"/>
@@ -5724,6 +5802,7 @@
       </w:pPr>
       <w:r>
         <w:rPr>
+          <w:rFonts w:ascii="Arial" w:hAnsi="Arial" w:eastAsia="Arial"/>
           <w:b/>
           <w:color w:val="000000"/>
           <w:sz w:val="18"/>
@@ -5733,6 +5812,7 @@
       </w:r>
       <w:r>
         <w:rPr>
+          <w:rFonts w:ascii="Arial" w:hAnsi="Arial" w:eastAsia="Arial"/>
           <w:color w:val="000000"/>
           <w:sz w:val="18"/>
           <w:highlight w:val="lightGray"/>
@@ -5741,6 +5821,7 @@
       </w:r>
       <w:r>
         <w:rPr>
+          <w:rFonts w:ascii="Arial" w:hAnsi="Arial" w:eastAsia="Arial"/>
           <w:b/>
           <w:color w:val="000000"/>
           <w:sz w:val="18"/>
@@ -5750,6 +5831,7 @@
       </w:r>
       <w:r>
         <w:rPr>
+          <w:rFonts w:ascii="Arial" w:hAnsi="Arial" w:eastAsia="Arial"/>
           <w:color w:val="000000"/>
           <w:sz w:val="18"/>
           <w:highlight w:val="lightGray"/>
@@ -5758,6 +5840,7 @@
       </w:r>
       <w:r>
         <w:rPr>
+          <w:rFonts w:ascii="Arial" w:hAnsi="Arial" w:eastAsia="Arial"/>
           <w:b/>
           <w:color w:val="000000"/>
           <w:sz w:val="18"/>
@@ -5767,6 +5850,7 @@
       </w:r>
       <w:r>
         <w:rPr>
+          <w:rFonts w:ascii="Arial" w:hAnsi="Arial" w:eastAsia="Arial"/>
           <w:color w:val="000000"/>
           <w:sz w:val="18"/>
           <w:highlight w:val="lightGray"/>
@@ -6174,6 +6258,7 @@
       </w:pPr>
       <w:r>
         <w:rPr>
+          <w:rFonts w:ascii="Arial" w:hAnsi="Arial" w:eastAsia="Arial"/>
           <w:b/>
           <w:color w:val="000000"/>
           <w:sz w:val="18"/>
@@ -6183,6 +6268,7 @@
       </w:r>
       <w:r>
         <w:rPr>
+          <w:rFonts w:ascii="Arial" w:hAnsi="Arial" w:eastAsia="Arial"/>
           <w:color w:val="000000"/>
           <w:sz w:val="18"/>
           <w:highlight w:val="lightGray"/>
@@ -6191,6 +6277,7 @@
       </w:r>
       <w:r>
         <w:rPr>
+          <w:rFonts w:ascii="Arial" w:hAnsi="Arial" w:eastAsia="Arial"/>
           <w:b/>
           <w:color w:val="000000"/>
           <w:sz w:val="18"/>
@@ -6200,6 +6287,7 @@
       </w:r>
       <w:r>
         <w:rPr>
+          <w:rFonts w:ascii="Arial" w:hAnsi="Arial" w:eastAsia="Arial"/>
           <w:color w:val="000000"/>
           <w:sz w:val="18"/>
           <w:highlight w:val="lightGray"/>
@@ -6208,6 +6296,7 @@
       </w:r>
       <w:r>
         <w:rPr>
+          <w:rFonts w:ascii="Arial" w:hAnsi="Arial" w:eastAsia="Arial"/>
           <w:b/>
           <w:color w:val="000000"/>
           <w:sz w:val="18"/>
@@ -6217,6 +6306,7 @@
       </w:r>
       <w:r>
         <w:rPr>
+          <w:rFonts w:ascii="Arial" w:hAnsi="Arial" w:eastAsia="Arial"/>
           <w:color w:val="000000"/>
           <w:sz w:val="18"/>
           <w:highlight w:val="lightGray"/>
@@ -6398,6 +6488,7 @@
       </w:pPr>
       <w:r>
         <w:rPr>
+          <w:rFonts w:ascii="Arial" w:hAnsi="Arial" w:eastAsia="Arial"/>
           <w:b/>
           <w:color w:val="000000"/>
           <w:sz w:val="18"/>
@@ -6407,6 +6498,7 @@
       </w:r>
       <w:r>
         <w:rPr>
+          <w:rFonts w:ascii="Arial" w:hAnsi="Arial" w:eastAsia="Arial"/>
           <w:color w:val="000000"/>
           <w:sz w:val="18"/>
           <w:highlight w:val="lightGray"/>
@@ -6415,6 +6507,7 @@
       </w:r>
       <w:r>
         <w:rPr>
+          <w:rFonts w:ascii="Arial" w:hAnsi="Arial" w:eastAsia="Arial"/>
           <w:b/>
           <w:color w:val="000000"/>
           <w:sz w:val="18"/>
@@ -6424,6 +6517,7 @@
       </w:r>
       <w:r>
         <w:rPr>
+          <w:rFonts w:ascii="Arial" w:hAnsi="Arial" w:eastAsia="Arial"/>
           <w:color w:val="000000"/>
           <w:sz w:val="18"/>
           <w:highlight w:val="lightGray"/>
@@ -6432,6 +6526,7 @@
       </w:r>
       <w:r>
         <w:rPr>
+          <w:rFonts w:ascii="Arial" w:hAnsi="Arial" w:eastAsia="Arial"/>
           <w:b/>
           <w:color w:val="000000"/>
           <w:sz w:val="18"/>
@@ -6441,6 +6536,7 @@
       </w:r>
       <w:r>
         <w:rPr>
+          <w:rFonts w:ascii="Arial" w:hAnsi="Arial" w:eastAsia="Arial"/>
           <w:color w:val="000000"/>
           <w:sz w:val="18"/>
           <w:highlight w:val="lightGray"/>
@@ -6976,6 +7072,7 @@
       </w:pPr>
       <w:r>
         <w:rPr>
+          <w:rFonts w:ascii="Arial" w:hAnsi="Arial" w:eastAsia="Arial"/>
           <w:b/>
           <w:color w:val="000000"/>
           <w:sz w:val="18"/>
@@ -6985,6 +7082,7 @@
       </w:r>
       <w:r>
         <w:rPr>
+          <w:rFonts w:ascii="Arial" w:hAnsi="Arial" w:eastAsia="Arial"/>
           <w:color w:val="000000"/>
           <w:sz w:val="18"/>
           <w:highlight w:val="lightGray"/>
@@ -6993,6 +7091,7 @@
       </w:r>
       <w:r>
         <w:rPr>
+          <w:rFonts w:ascii="Arial" w:hAnsi="Arial" w:eastAsia="Arial"/>
           <w:b/>
           <w:color w:val="000000"/>
           <w:sz w:val="18"/>
@@ -7002,6 +7101,7 @@
       </w:r>
       <w:r>
         <w:rPr>
+          <w:rFonts w:ascii="Arial" w:hAnsi="Arial" w:eastAsia="Arial"/>
           <w:color w:val="000000"/>
           <w:sz w:val="18"/>
           <w:highlight w:val="lightGray"/>
@@ -7010,6 +7110,7 @@
       </w:r>
       <w:r>
         <w:rPr>
+          <w:rFonts w:ascii="Arial" w:hAnsi="Arial" w:eastAsia="Arial"/>
           <w:b/>
           <w:color w:val="000000"/>
           <w:sz w:val="18"/>
@@ -7019,6 +7120,7 @@
       </w:r>
       <w:r>
         <w:rPr>
+          <w:rFonts w:ascii="Arial" w:hAnsi="Arial" w:eastAsia="Arial"/>
           <w:color w:val="000000"/>
           <w:sz w:val="18"/>
           <w:highlight w:val="lightGray"/>
@@ -7600,6 +7702,7 @@
       </w:pPr>
       <w:r>
         <w:rPr>
+          <w:rFonts w:ascii="Arial" w:hAnsi="Arial" w:eastAsia="Arial"/>
           <w:b/>
           <w:color w:val="000000"/>
           <w:sz w:val="18"/>
@@ -7609,6 +7712,7 @@
       </w:r>
       <w:r>
         <w:rPr>
+          <w:rFonts w:ascii="Arial" w:hAnsi="Arial" w:eastAsia="Arial"/>
           <w:color w:val="000000"/>
           <w:sz w:val="18"/>
           <w:highlight w:val="lightGray"/>
@@ -7617,6 +7721,7 @@
       </w:r>
       <w:r>
         <w:rPr>
+          <w:rFonts w:ascii="Arial" w:hAnsi="Arial" w:eastAsia="Arial"/>
           <w:b/>
           <w:color w:val="000000"/>
           <w:sz w:val="18"/>
@@ -7626,6 +7731,7 @@
       </w:r>
       <w:r>
         <w:rPr>
+          <w:rFonts w:ascii="Arial" w:hAnsi="Arial" w:eastAsia="Arial"/>
           <w:color w:val="000000"/>
           <w:sz w:val="18"/>
           <w:highlight w:val="lightGray"/>
@@ -7634,6 +7740,7 @@
       </w:r>
       <w:r>
         <w:rPr>
+          <w:rFonts w:ascii="Arial" w:hAnsi="Arial" w:eastAsia="Arial"/>
           <w:b/>
           <w:color w:val="000000"/>
           <w:sz w:val="18"/>
@@ -7643,6 +7750,7 @@
       </w:r>
       <w:r>
         <w:rPr>
+          <w:rFonts w:ascii="Arial" w:hAnsi="Arial" w:eastAsia="Arial"/>
           <w:color w:val="000000"/>
           <w:sz w:val="18"/>
           <w:highlight w:val="lightGray"/>

--- a/Knowledge/3-Work knowledge/1-Software Engineering/2-General Technologies/9-Databases/5-My Source/1-Intro to Databases/1-Data Models/3-Types of Data Models/3-Network Model.docx
+++ b/Knowledge/3-Work knowledge/1-Software Engineering/2-General Technologies/9-Databases/5-My Source/1-Intro to Databases/1-Data Models/3-Types of Data Models/3-Network Model.docx
@@ -9,6 +9,9 @@
       <w:bookmarkStart w:id="0" w:name="_d2k0pp7c6a72" w:colFirst="0" w:colLast="0"/>
       <w:bookmarkEnd w:id="0"/>
       <w:r>
+        <w:rPr>
+          <w:rFonts w:ascii="Calibri Light" w:hAnsi="Calibri Light" w:eastAsia="Calibri Light"/>
+        </w:rPr>
         <w:t>Network Model</w:t>
       </w:r>
     </w:p>
@@ -22,6 +25,9 @@
       <w:bookmarkStart w:id="1" w:name="_mr5g0ex7rlzn" w:colFirst="0" w:colLast="0"/>
       <w:bookmarkEnd w:id="1"/>
       <w:r>
+        <w:rPr>
+          <w:rFonts w:ascii="Calibri Light" w:hAnsi="Calibri Light" w:eastAsia="Calibri Light"/>
+        </w:rPr>
         <w:t>🌐 What is the Network Data Model?</w:t>
       </w:r>
     </w:p>
@@ -220,6 +226,7 @@
       <w:bookmarkEnd w:id="2"/>
       <w:r>
         <w:rPr>
+          <w:rFonts w:ascii="Calibri Light" w:hAnsi="Calibri Light" w:eastAsia="Calibri Light"/>
           <w:b/>
           <w:bCs/>
           <w:sz w:val="34"/>
@@ -485,6 +492,9 @@
       <w:bookmarkStart w:id="3" w:name="_d3c4zu31y85" w:colFirst="0" w:colLast="0"/>
       <w:bookmarkEnd w:id="3"/>
       <w:r>
+        <w:rPr>
+          <w:rFonts w:ascii="Calibri Light" w:hAnsi="Calibri Light" w:eastAsia="Calibri Light"/>
+        </w:rPr>
         <w:t>📘 Real-World Analogy</w:t>
       </w:r>
     </w:p>
@@ -616,6 +626,7 @@
       <w:bookmarkEnd w:id="4"/>
       <w:r>
         <w:rPr>
+          <w:rFonts w:ascii="Calibri Light" w:hAnsi="Calibri Light" w:eastAsia="Calibri Light"/>
           <w:b/>
           <w:bCs/>
           <w:sz w:val="34"/>
@@ -1074,6 +1085,9 @@
       <w:bookmarkStart w:id="5" w:name="_1t12ea2z7wkq" w:colFirst="0" w:colLast="0"/>
       <w:bookmarkEnd w:id="5"/>
       <w:r>
+        <w:rPr>
+          <w:rFonts w:ascii="Calibri Light" w:hAnsi="Calibri Light" w:eastAsia="Calibri Light"/>
+        </w:rPr>
         <w:t>🔁 Example: Students and Courses</w:t>
       </w:r>
     </w:p>
@@ -1323,6 +1337,7 @@
       <w:bookmarkEnd w:id="6"/>
       <w:r>
         <w:rPr>
+          <w:rFonts w:ascii="Calibri Light" w:hAnsi="Calibri Light" w:eastAsia="Calibri Light"/>
           <w:b/>
           <w:bCs/>
           <w:sz w:val="34"/>
@@ -1590,7 +1605,7 @@
       <w:bookmarkEnd w:id="7"/>
       <w:r>
         <w:rPr>
-          <w:rFonts w:ascii="Arial Unicode MS" w:eastAsia="Arial Unicode MS" w:hAnsi="Arial Unicode MS" w:cs="Arial Unicode MS"/>
+          <w:rFonts w:ascii="Calibri Light" w:eastAsia="Calibri Light" w:hAnsi="Calibri Light" w:cs="Arial Unicode MS"/>
           <w:b/>
           <w:bCs/>
           <w:sz w:val="34"/>
@@ -2072,7 +2087,7 @@
       <w:bookmarkEnd w:id="8"/>
       <w:r>
         <w:rPr>
-          <w:rFonts w:ascii="Arial Unicode MS" w:eastAsia="Arial Unicode MS" w:hAnsi="Arial Unicode MS" w:cs="Arial Unicode MS"/>
+          <w:rFonts w:ascii="Calibri Light" w:eastAsia="Calibri Light" w:hAnsi="Calibri Light" w:cs="Arial Unicode MS"/>
           <w:b/>
           <w:bCs/>
           <w:sz w:val="34"/>
@@ -2522,6 +2537,7 @@
       <w:bookmarkEnd w:id="9"/>
       <w:r>
         <w:rPr>
+          <w:rFonts w:ascii="Calibri Light" w:hAnsi="Calibri Light" w:eastAsia="Calibri Light"/>
           <w:b/>
           <w:bCs/>
           <w:sz w:val="34"/>
@@ -2942,6 +2958,7 @@
       <w:bookmarkEnd w:id="10"/>
       <w:r>
         <w:rPr>
+          <w:rFonts w:ascii="Calibri Light" w:hAnsi="Calibri Light" w:eastAsia="Calibri Light"/>
           <w:b/>
           <w:bCs/>
           <w:sz w:val="34"/>
@@ -3640,6 +3657,7 @@
       <w:bookmarkEnd w:id="11"/>
       <w:r>
         <w:rPr>
+          <w:rFonts w:ascii="Calibri Light" w:hAnsi="Calibri Light" w:eastAsia="Calibri Light"/>
           <w:b/>
           <w:bCs/>
           <w:sz w:val="34"/>
@@ -5293,6 +5311,7 @@
       <w:bookmarkEnd w:id="12"/>
       <w:r>
         <w:rPr>
+          <w:rFonts w:ascii="Calibri Light" w:hAnsi="Calibri Light" w:eastAsia="Calibri Light"/>
           <w:b/>
           <w:bCs/>
           <w:sz w:val="34"/>
@@ -5319,6 +5338,7 @@
       <w:bookmarkEnd w:id="13"/>
       <w:r>
         <w:rPr>
+          <w:rFonts w:ascii="Calibri Light" w:hAnsi="Calibri Light" w:eastAsia="Calibri Light"/>
           <w:b/>
           <w:bCs/>
           <w:color w:val="000000"/>
@@ -5474,6 +5494,9 @@
       <w:bookmarkStart w:id="14" w:name="_ca02dax0ozvr" w:colFirst="0" w:colLast="0"/>
       <w:bookmarkEnd w:id="14"/>
       <w:r>
+        <w:rPr>
+          <w:rFonts w:ascii="Calibri Light" w:hAnsi="Calibri Light" w:eastAsia="Calibri Light"/>
+        </w:rPr>
         <w:t>🔢 In Network Model (graph-based):</w:t>
       </w:r>
     </w:p>
@@ -5786,6 +5809,9 @@
       <w:bookmarkStart w:id="15" w:name="_5o74uqxcwgan" w:colFirst="0" w:colLast="0"/>
       <w:bookmarkEnd w:id="15"/>
       <w:r>
+        <w:rPr>
+          <w:rFonts w:ascii="Calibri Light" w:hAnsi="Calibri Light" w:eastAsia="Calibri Light"/>
+        </w:rPr>
         <w:t>🧮 In Relational Model (SQL):</w:t>
       </w:r>
     </w:p>
@@ -6242,6 +6268,9 @@
       <w:bookmarkStart w:id="16" w:name="_f6jlu8l82632" w:colFirst="0" w:colLast="0"/>
       <w:bookmarkEnd w:id="16"/>
       <w:r>
+        <w:rPr>
+          <w:rFonts w:ascii="Calibri Light" w:hAnsi="Calibri Light" w:eastAsia="Calibri Light"/>
+        </w:rPr>
         <w:t>📦 In NoSQL (Document DB like MongoDB)</w:t>
       </w:r>
     </w:p>
@@ -6472,10 +6501,14 @@
       <w:bookmarkStart w:id="17" w:name="_feb9dq6bnkb9" w:colFirst="0" w:colLast="0"/>
       <w:bookmarkEnd w:id="17"/>
       <w:r>
+        <w:rPr>
+          <w:rFonts w:ascii="Calibri Light" w:hAnsi="Calibri Light" w:eastAsia="Calibri Light"/>
+        </w:rPr>
         <w:t xml:space="preserve">🗺️ </w:t>
       </w:r>
       <w:r>
         <w:rPr>
+          <w:rFonts w:ascii="Calibri Light" w:hAnsi="Calibri Light" w:eastAsia="Calibri Light"/>
           <w:b/>
           <w:bCs/>
         </w:rPr>
@@ -7054,7 +7087,7 @@
       <w:bookmarkEnd w:id="18"/>
       <w:r>
         <w:rPr>
-          <w:rFonts w:ascii="Arial Unicode MS" w:eastAsia="Arial Unicode MS" w:hAnsi="Arial Unicode MS" w:cs="Arial Unicode MS"/>
+          <w:rFonts w:ascii="Calibri Light" w:eastAsia="Calibri Light" w:hAnsi="Calibri Light" w:cs="Arial Unicode MS"/>
         </w:rPr>
         <w:t>✅ Summary</w:t>
       </w:r>
@@ -7681,6 +7714,7 @@
       <w:bookmarkEnd w:id="19"/>
       <w:r>
         <w:rPr>
+          <w:rFonts w:ascii="Calibri Light" w:hAnsi="Calibri Light" w:eastAsia="Calibri Light"/>
           <w:b/>
           <w:bCs/>
           <w:sz w:val="34"/>
